--- a/src/results/cr/results_general.docx
+++ b/src/results/cr/results_general.docx
@@ -2,7 +2,7 @@
 <file path=word/document.xml><?xml version="1.0" encoding="utf-8"?>
 <w:document xmlns:w="http://schemas.openxmlformats.org/wordprocessingml/2006/main" xmlns:m="http://schemas.openxmlformats.org/officeDocument/2006/math" xmlns:r="http://schemas.openxmlformats.org/officeDocument/2006/relationships" xmlns:o="urn:schemas-microsoft-com:office:office" xmlns:v="urn:schemas-microsoft-com:vml" xmlns:w10="urn:schemas-microsoft-com:office:word" xmlns:a="http://schemas.openxmlformats.org/drawingml/2006/main" xmlns:pic="http://schemas.openxmlformats.org/drawingml/2006/picture" xmlns:wp="http://schemas.openxmlformats.org/drawingml/2006/wordprocessingDrawing">
   <w:body>
-    <w:bookmarkStart w:id="9" w:name="cetoauximc"/>
+    <w:bookmarkStart w:id="9" w:name="lhzwtfntoe"/>
     <w:tbl>
       <w:tblPr>
         <w:tblStyle w:val="Table"/>
@@ -122,13 +122,13 @@
               <w:pStyle w:val="Compact"/>
             </w:pPr>
             <w:r>
-              <w:t xml:space="preserve">-0.001</w:t>
+              <w:t xml:space="preserve">-0.076</w:t>
             </w:r>
             <w:r>
               <w:br/>
             </w:r>
             <w:r>
-              <w:t xml:space="preserve">(0.011)</w:t>
+              <w:t xml:space="preserve">(0.031)</w:t>
             </w:r>
           </w:p>
         </w:tc>
@@ -169,13 +169,13 @@
               <w:pStyle w:val="Compact"/>
             </w:pPr>
             <w:r>
-              <w:t xml:space="preserve">0.043***</w:t>
+              <w:t xml:space="preserve">0.032*</w:t>
             </w:r>
             <w:r>
               <w:br/>
             </w:r>
             <w:r>
-              <w:t xml:space="preserve">(0.004)</w:t>
+              <w:t xml:space="preserve">(0.011)</w:t>
             </w:r>
           </w:p>
         </w:tc>
@@ -216,13 +216,13 @@
               <w:pStyle w:val="Compact"/>
             </w:pPr>
             <w:r>
-              <w:t xml:space="preserve">-0.190*</w:t>
+              <w:t xml:space="preserve">-0.527</w:t>
             </w:r>
             <w:r>
               <w:br/>
             </w:r>
             <w:r>
-              <w:t xml:space="preserve">(0.052)</w:t>
+              <w:t xml:space="preserve">(0.206)</w:t>
             </w:r>
           </w:p>
         </w:tc>
@@ -267,7 +267,7 @@
               <w:pStyle w:val="Compact"/>
             </w:pPr>
             <w:r>
-              <w:t xml:space="preserve">region</w:t>
+              <w:t xml:space="preserve">anno</w:t>
             </w:r>
           </w:p>
         </w:tc>
@@ -302,7 +302,7 @@
               <w:pStyle w:val="Compact"/>
             </w:pPr>
             <w:r>
-              <w:t xml:space="preserve">anno</w:t>
+              <w:t xml:space="preserve">region</w:t>
             </w:r>
           </w:p>
         </w:tc>
@@ -363,7 +363,7 @@
               <w:pStyle w:val="Compact"/>
             </w:pPr>
             <w:r>
-              <w:t xml:space="preserve">29,067</w:t>
+              <w:t xml:space="preserve">61,369</w:t>
             </w:r>
           </w:p>
         </w:tc>
@@ -439,7 +439,7 @@
               <w:pStyle w:val="Compact"/>
             </w:pPr>
             <w:r>
-              <w:t xml:space="preserve">0.023</w:t>
+              <w:t xml:space="preserve">0.076</w:t>
             </w:r>
           </w:p>
         </w:tc>
@@ -486,7 +486,7 @@
               <w:pStyle w:val="Compact"/>
             </w:pPr>
             <w:r>
-              <w:t xml:space="preserve">0.021</w:t>
+              <w:t xml:space="preserve">0.067</w:t>
             </w:r>
           </w:p>
         </w:tc>

--- a/src/results/cr/results_general.docx
+++ b/src/results/cr/results_general.docx
@@ -2,7 +2,7 @@
 <file path=word/document.xml><?xml version="1.0" encoding="utf-8"?>
 <w:document xmlns:w="http://schemas.openxmlformats.org/wordprocessingml/2006/main" xmlns:m="http://schemas.openxmlformats.org/officeDocument/2006/math" xmlns:r="http://schemas.openxmlformats.org/officeDocument/2006/relationships" xmlns:o="urn:schemas-microsoft-com:office:office" xmlns:v="urn:schemas-microsoft-com:vml" xmlns:w10="urn:schemas-microsoft-com:office:word" xmlns:a="http://schemas.openxmlformats.org/drawingml/2006/main" xmlns:pic="http://schemas.openxmlformats.org/drawingml/2006/picture" xmlns:wp="http://schemas.openxmlformats.org/drawingml/2006/wordprocessingDrawing">
   <w:body>
-    <w:bookmarkStart w:id="9" w:name="lhzwtfntoe"/>
+    <w:bookmarkStart w:id="9" w:name="jnfkttcwek"/>
     <w:tbl>
       <w:tblPr>
         <w:tblStyle w:val="Table"/>
@@ -122,30 +122,30 @@
               <w:pStyle w:val="Compact"/>
             </w:pPr>
             <w:r>
-              <w:t xml:space="preserve">-0.076</w:t>
+              <w:t xml:space="preserve">-0.014</w:t>
             </w:r>
             <w:r>
               <w:br/>
             </w:r>
             <w:r>
+              <w:t xml:space="preserve">(0.015)</w:t>
+            </w:r>
+          </w:p>
+        </w:tc>
+        <w:tc>
+          <w:tcPr/>
+          <w:p>
+            <w:pPr>
+              <w:pStyle w:val="Compact"/>
+            </w:pPr>
+            <w:r>
+              <w:t xml:space="preserve">0.030</w:t>
+            </w:r>
+            <w:r>
+              <w:br/>
+            </w:r>
+            <w:r>
               <w:t xml:space="preserve">(0.031)</w:t>
-            </w:r>
-          </w:p>
-        </w:tc>
-        <w:tc>
-          <w:tcPr/>
-          <w:p>
-            <w:pPr>
-              <w:pStyle w:val="Compact"/>
-            </w:pPr>
-            <w:r>
-              <w:t xml:space="preserve">-0.636***</w:t>
-            </w:r>
-            <w:r>
-              <w:br/>
-            </w:r>
-            <w:r>
-              <w:t xml:space="preserve">(0.035)</w:t>
             </w:r>
           </w:p>
         </w:tc>
@@ -169,30 +169,30 @@
               <w:pStyle w:val="Compact"/>
             </w:pPr>
             <w:r>
-              <w:t xml:space="preserve">0.032*</w:t>
+              <w:t xml:space="preserve">0.028</w:t>
             </w:r>
             <w:r>
               <w:br/>
             </w:r>
             <w:r>
-              <w:t xml:space="preserve">(0.011)</w:t>
-            </w:r>
-          </w:p>
-        </w:tc>
-        <w:tc>
-          <w:tcPr/>
-          <w:p>
-            <w:pPr>
-              <w:pStyle w:val="Compact"/>
-            </w:pPr>
-            <w:r>
-              <w:t xml:space="preserve">-0.072*</w:t>
+              <w:t xml:space="preserve">(0.012)</w:t>
+            </w:r>
+          </w:p>
+        </w:tc>
+        <w:tc>
+          <w:tcPr/>
+          <w:p>
+            <w:pPr>
+              <w:pStyle w:val="Compact"/>
+            </w:pPr>
+            <w:r>
+              <w:t xml:space="preserve">0.115*</w:t>
             </w:r>
             <w:r>
               <w:br/>
             </w:r>
             <w:r>
-              <w:t xml:space="preserve">(0.019)</w:t>
+              <w:t xml:space="preserve">(0.037)</w:t>
             </w:r>
           </w:p>
         </w:tc>
@@ -216,30 +216,30 @@
               <w:pStyle w:val="Compact"/>
             </w:pPr>
             <w:r>
-              <w:t xml:space="preserve">-0.527</w:t>
+              <w:t xml:space="preserve">-0.025</w:t>
             </w:r>
             <w:r>
               <w:br/>
             </w:r>
             <w:r>
-              <w:t xml:space="preserve">(0.206)</w:t>
-            </w:r>
-          </w:p>
-        </w:tc>
-        <w:tc>
-          <w:tcPr/>
-          <w:p>
-            <w:pPr>
-              <w:pStyle w:val="Compact"/>
-            </w:pPr>
-            <w:r>
-              <w:t xml:space="preserve">-0.404</w:t>
+              <w:t xml:space="preserve">(0.012)</w:t>
+            </w:r>
+          </w:p>
+        </w:tc>
+        <w:tc>
+          <w:tcPr/>
+          <w:p>
+            <w:pPr>
+              <w:pStyle w:val="Compact"/>
+            </w:pPr>
+            <w:r>
+              <w:t xml:space="preserve">-0.160**</w:t>
             </w:r>
             <w:r>
               <w:br/>
             </w:r>
             <w:r>
-              <w:t xml:space="preserve">(0.257)</w:t>
+              <w:t xml:space="preserve">(0.033)</w:t>
             </w:r>
           </w:p>
         </w:tc>
@@ -267,7 +267,7 @@
               <w:pStyle w:val="Compact"/>
             </w:pPr>
             <w:r>
-              <w:t xml:space="preserve">anno</w:t>
+              <w:t xml:space="preserve">habilidad</w:t>
             </w:r>
           </w:p>
         </w:tc>
@@ -302,7 +302,42 @@
               <w:pStyle w:val="Compact"/>
             </w:pPr>
             <w:r>
-              <w:t xml:space="preserve">region</w:t>
+              <w:t xml:space="preserve">anno</w:t>
+            </w:r>
+          </w:p>
+        </w:tc>
+        <w:tc>
+          <w:tcPr/>
+          <w:p>
+            <w:pPr>
+              <w:pStyle w:val="Compact"/>
+            </w:pPr>
+            <w:r>
+              <w:t xml:space="preserve">x</w:t>
+            </w:r>
+          </w:p>
+        </w:tc>
+        <w:tc>
+          <w:tcPr/>
+          <w:p>
+            <w:pPr>
+              <w:pStyle w:val="Compact"/>
+            </w:pPr>
+            <w:r>
+              <w:t xml:space="preserve">x</w:t>
+            </w:r>
+          </w:p>
+        </w:tc>
+      </w:tr>
+      <w:tr>
+        <w:tc>
+          <w:tcPr/>
+          <w:p>
+            <w:pPr>
+              <w:pStyle w:val="Compact"/>
+            </w:pPr>
+            <w:r>
+              <w:t xml:space="preserve">anno^habilidad</w:t>
             </w:r>
           </w:p>
         </w:tc>
@@ -363,18 +398,18 @@
               <w:pStyle w:val="Compact"/>
             </w:pPr>
             <w:r>
-              <w:t xml:space="preserve">61,369</w:t>
-            </w:r>
-          </w:p>
-        </w:tc>
-        <w:tc>
-          <w:tcPr/>
-          <w:p>
-            <w:pPr>
-              <w:pStyle w:val="Compact"/>
-            </w:pPr>
-            <w:r>
-              <w:t xml:space="preserve">17,637</w:t>
+              <w:t xml:space="preserve">49,407</w:t>
+            </w:r>
+          </w:p>
+        </w:tc>
+        <w:tc>
+          <w:tcPr/>
+          <w:p>
+            <w:pPr>
+              <w:pStyle w:val="Compact"/>
+            </w:pPr>
+            <w:r>
+              <w:t xml:space="preserve">26,201</w:t>
             </w:r>
           </w:p>
         </w:tc>
@@ -398,18 +433,18 @@
               <w:pStyle w:val="Compact"/>
             </w:pPr>
             <w:r>
-              <w:t xml:space="preserve">by: region</w:t>
-            </w:r>
-          </w:p>
-        </w:tc>
-        <w:tc>
-          <w:tcPr/>
-          <w:p>
-            <w:pPr>
-              <w:pStyle w:val="Compact"/>
-            </w:pPr>
-            <w:r>
-              <w:t xml:space="preserve">by: region</w:t>
+              <w:t xml:space="preserve">by: habilidad</w:t>
+            </w:r>
+          </w:p>
+        </w:tc>
+        <w:tc>
+          <w:tcPr/>
+          <w:p>
+            <w:pPr>
+              <w:pStyle w:val="Compact"/>
+            </w:pPr>
+            <w:r>
+              <w:t xml:space="preserve">by: habilidad</w:t>
             </w:r>
           </w:p>
         </w:tc>
@@ -439,18 +474,18 @@
               <w:pStyle w:val="Compact"/>
             </w:pPr>
             <w:r>
-              <w:t xml:space="preserve">0.076</w:t>
-            </w:r>
-          </w:p>
-        </w:tc>
-        <w:tc>
-          <w:tcPr/>
-          <w:p>
-            <w:pPr>
-              <w:pStyle w:val="Compact"/>
-            </w:pPr>
-            <w:r>
-              <w:t xml:space="preserve">0.243</w:t>
+              <w:t xml:space="preserve">0.272</w:t>
+            </w:r>
+          </w:p>
+        </w:tc>
+        <w:tc>
+          <w:tcPr/>
+          <w:p>
+            <w:pPr>
+              <w:pStyle w:val="Compact"/>
+            </w:pPr>
+            <w:r>
+              <w:t xml:space="preserve">0.318</w:t>
             </w:r>
           </w:p>
         </w:tc>
@@ -486,18 +521,18 @@
               <w:pStyle w:val="Compact"/>
             </w:pPr>
             <w:r>
-              <w:t xml:space="preserve">0.067</w:t>
-            </w:r>
-          </w:p>
-        </w:tc>
-        <w:tc>
-          <w:tcPr/>
-          <w:p>
-            <w:pPr>
-              <w:pStyle w:val="Compact"/>
-            </w:pPr>
-            <w:r>
-              <w:t xml:space="preserve">0.232</w:t>
+              <w:t xml:space="preserve">0.100</w:t>
+            </w:r>
+          </w:p>
+        </w:tc>
+        <w:tc>
+          <w:tcPr/>
+          <w:p>
+            <w:pPr>
+              <w:pStyle w:val="Compact"/>
+            </w:pPr>
+            <w:r>
+              <w:t xml:space="preserve">0.047</w:t>
             </w:r>
           </w:p>
         </w:tc>
